--- a/cv/Iyed_Khouildi_Developpeur_Full_Stack_CV_FR.docx
+++ b/cv/Iyed_Khouildi_Developpeur_Full_Stack_CV_FR.docx
@@ -40,7 +40,7 @@
         <w:spacing w:after="20"/>
         <w:jc w:val="center"/>
       </w:pPr>
-      <w:hyperlink w:history="1" r:id="rIdmpwgpz_5uuiv_d0sooj2o">
+      <w:hyperlink w:history="1" r:id="rId77o7jzvmtreblmoayahn5">
         <w:r>
           <w:rPr>
             <w:sz w:val="19"/>
@@ -77,7 +77,7 @@
         </w:rPr>
         <w:t xml:space="preserve">  |  </w:t>
       </w:r>
-      <w:hyperlink w:history="1" r:id="rIdtilt01f-_0swc7fqzzcgp">
+      <w:hyperlink w:history="1" r:id="rIdlh8g0ktqog5cvh7lbcgpv">
         <w:r>
           <w:rPr>
             <w:sz w:val="19"/>
@@ -97,7 +97,7 @@
         </w:rPr>
         <w:t xml:space="preserve">  |  </w:t>
       </w:r>
-      <w:hyperlink w:history="1" r:id="rIday0lgy4db8bl2lmblrsbi">
+      <w:hyperlink w:history="1" r:id="rId9hnt-xmllsggjs8j9vwfl">
         <w:r>
           <w:rPr>
             <w:sz w:val="19"/>
@@ -117,7 +117,7 @@
         </w:rPr>
         <w:t xml:space="preserve">  |  </w:t>
       </w:r>
-      <w:hyperlink w:history="1" r:id="rIdyndlt84mjyz7uuj1ujfan">
+      <w:hyperlink w:history="1" r:id="rIdkdwnd-qtuwu3lttigzoub">
         <w:r>
           <w:rPr>
             <w:sz w:val="19"/>

--- a/cv/Iyed_Khouildi_Developpeur_Full_Stack_CV_FR.docx
+++ b/cv/Iyed_Khouildi_Developpeur_Full_Stack_CV_FR.docx
@@ -40,7 +40,7 @@
         <w:spacing w:after="20"/>
         <w:jc w:val="center"/>
       </w:pPr>
-      <w:hyperlink w:history="1" r:id="rId77o7jzvmtreblmoayahn5">
+      <w:hyperlink w:history="1" r:id="rId8hit8fhxak39slcej5buw">
         <w:r>
           <w:rPr>
             <w:sz w:val="19"/>
@@ -77,7 +77,7 @@
         </w:rPr>
         <w:t xml:space="preserve">  |  </w:t>
       </w:r>
-      <w:hyperlink w:history="1" r:id="rIdlh8g0ktqog5cvh7lbcgpv">
+      <w:hyperlink w:history="1" r:id="rId-jjf6bg2pfegvq6jvg30h">
         <w:r>
           <w:rPr>
             <w:sz w:val="19"/>
@@ -97,7 +97,7 @@
         </w:rPr>
         <w:t xml:space="preserve">  |  </w:t>
       </w:r>
-      <w:hyperlink w:history="1" r:id="rId9hnt-xmllsggjs8j9vwfl">
+      <w:hyperlink w:history="1" r:id="rIdbs5kq-lo7roxztq2mout1">
         <w:r>
           <w:rPr>
             <w:sz w:val="19"/>
@@ -117,7 +117,7 @@
         </w:rPr>
         <w:t xml:space="preserve">  |  </w:t>
       </w:r>
-      <w:hyperlink w:history="1" r:id="rIdkdwnd-qtuwu3lttigzoub">
+      <w:hyperlink w:history="1" r:id="rIdivzn57k8mlshcktfg-wov">
         <w:r>
           <w:rPr>
             <w:sz w:val="19"/>
